--- a/TC(4.2,4.3)/4.3.docx
+++ b/TC(4.2,4.3)/4.3.docx
@@ -60,6 +60,8 @@
       </w:r>
       <w:r>
         <w:rPr>
+          <w:b/>
+          <w:bCs/>
           <w:lang w:val="pl-PL"/>
         </w:rPr>
         <w:t>:</w:t>
@@ -68,51 +70,15 @@
         <w:rPr>
           <w:lang w:val="pl-PL"/>
         </w:rPr>
-        <w:t xml:space="preserve"> </w:t>
-      </w:r>
-      <w:r>
-        <w:rPr>
-          <w:lang w:val="pl-PL"/>
-        </w:rPr>
-        <w:t xml:space="preserve">Diagnostyka automatu </w:t>
-      </w:r>
-      <w:r>
-        <w:rPr>
-          <w:lang w:val="pl-PL"/>
-        </w:rPr>
-        <w:t>-</w:t>
-      </w:r>
-      <w:r>
-        <w:rPr>
-          <w:lang w:val="pl-PL"/>
-        </w:rPr>
-        <w:t xml:space="preserve"> robot naprawczy wykonuje diagnostykę automatu, czyli sprawdza, co jest zepsute.</w:t>
-      </w:r>
-    </w:p>
-    <w:p>
-      <w:pPr>
-        <w:ind w:firstLine="720"/>
-        <w:rPr>
-          <w:lang w:val="pl-PL"/>
-        </w:rPr>
-      </w:pPr>
-      <w:r>
-        <w:rPr>
-          <w:lang w:val="pl-PL"/>
-        </w:rPr>
-        <w:t xml:space="preserve">Naprawa urządzenia </w:t>
-      </w:r>
-      <w:r>
-        <w:rPr>
-          <w:lang w:val="pl-PL"/>
-        </w:rPr>
-        <w:t>-</w:t>
-      </w:r>
-      <w:r>
-        <w:rPr>
-          <w:lang w:val="pl-PL"/>
-        </w:rPr>
-        <w:t xml:space="preserve"> robot naprawczy naprawia automat do gry.</w:t>
+        <w:br/>
+        <w:t>Diagnostyka automatu(nr_automatu) - sprawdza stan techniczny automatu o podanym numerze.</w:t>
+      </w:r>
+      <w:r>
+        <w:rPr>
+          <w:lang w:val="pl-PL"/>
+        </w:rPr>
+        <w:br/>
+        <w:t>Naprawa urządzenia(nr_automatu, typ_awarii) - wykonuje naprawę automatu na podstawie rodzaju awarii.</w:t>
       </w:r>
     </w:p>
     <w:p>
@@ -131,6 +97,8 @@
       </w:r>
       <w:r>
         <w:rPr>
+          <w:b/>
+          <w:bCs/>
           <w:lang w:val="pl-PL"/>
         </w:rPr>
         <w:t>:</w:t>
@@ -139,51 +107,52 @@
         <w:rPr>
           <w:lang w:val="pl-PL"/>
         </w:rPr>
-        <w:t xml:space="preserve"> </w:t>
-      </w:r>
-      <w:r>
-        <w:rPr>
-          <w:lang w:val="pl-PL"/>
-        </w:rPr>
-        <w:t xml:space="preserve">Zgłoszenie awarii </w:t>
-      </w:r>
-      <w:r>
-        <w:rPr>
-          <w:lang w:val="pl-PL"/>
-        </w:rPr>
-        <w:t>-</w:t>
-      </w:r>
-      <w:r>
-        <w:rPr>
-          <w:lang w:val="pl-PL"/>
-        </w:rPr>
-        <w:t xml:space="preserve"> system odbiera od automatu informację o awarii.</w:t>
-      </w:r>
-    </w:p>
-    <w:p>
-      <w:pPr>
-        <w:ind w:firstLine="720"/>
-        <w:rPr>
-          <w:lang w:val="pl-PL"/>
-        </w:rPr>
-      </w:pPr>
-      <w:r>
-        <w:rPr>
-          <w:lang w:val="pl-PL"/>
-        </w:rPr>
-        <w:t xml:space="preserve">Raport naprawy </w:t>
-      </w:r>
-      <w:r>
-        <w:rPr>
-          <w:lang w:val="pl-PL"/>
-        </w:rPr>
-        <w:t>-</w:t>
-      </w:r>
-      <w:r>
-        <w:rPr>
-          <w:lang w:val="pl-PL"/>
-        </w:rPr>
-        <w:t>system odbiera od robota naprawczego raport po wykonanej naprawie.</w:t>
+        <w:br/>
+        <w:t>Zgłoszenie awarii(nr_automatu, opis_awarii) - odbiera od automatu informację o wystąpieniu awarii.</w:t>
+      </w:r>
+      <w:r>
+        <w:rPr>
+          <w:lang w:val="pl-PL"/>
+        </w:rPr>
+        <w:br/>
+        <w:t>Raport naprawy(nr_automatu, status_naprawy, opis_naprawy) - odbiera raport po zakończonej naprawie automatu.</w:t>
+      </w:r>
+    </w:p>
+    <w:p>
+      <w:pPr>
+        <w:rPr>
+          <w:lang w:val="pl-PL"/>
+        </w:rPr>
+      </w:pPr>
+      <w:r>
+        <w:rPr>
+          <w:b/>
+          <w:bCs/>
+          <w:lang w:val="pl-PL"/>
+        </w:rPr>
+        <w:t>Administrator</w:t>
+      </w:r>
+      <w:r>
+        <w:rPr>
+          <w:b/>
+          <w:bCs/>
+          <w:lang w:val="pl-PL"/>
+        </w:rPr>
+        <w:t>:</w:t>
+      </w:r>
+      <w:r>
+        <w:rPr>
+          <w:lang w:val="pl-PL"/>
+        </w:rPr>
+        <w:br/>
+        <w:t>Powiadomienie o awarii(nr_automatu, opis_awarii) - wyświetla administratorowi informację o awarii automatu.</w:t>
+      </w:r>
+      <w:r>
+        <w:rPr>
+          <w:lang w:val="pl-PL"/>
+        </w:rPr>
+        <w:br/>
+        <w:t>Informacja o zakończeniu naprawy(nr_automatu, status_naprawy) - informuje administratora, że naprawa automatu została zakończona.</w:t>
       </w:r>
     </w:p>
     <w:p>
@@ -202,6 +171,8 @@
       </w:r>
       <w:r>
         <w:rPr>
+          <w:b/>
+          <w:bCs/>
           <w:lang w:val="pl-PL"/>
         </w:rPr>
         <w:t>:</w:t>
@@ -210,63 +181,24 @@
         <w:rPr>
           <w:lang w:val="pl-PL"/>
         </w:rPr>
-        <w:t xml:space="preserve"> </w:t>
-      </w:r>
-      <w:r>
-        <w:rPr>
-          <w:lang w:val="pl-PL"/>
-        </w:rPr>
-        <w:t xml:space="preserve">Wezwanie robota naprawczego </w:t>
-      </w:r>
-      <w:r>
-        <w:rPr>
-          <w:lang w:val="pl-PL"/>
-        </w:rPr>
-        <w:t>-</w:t>
-      </w:r>
-      <w:r>
-        <w:rPr>
-          <w:lang w:val="pl-PL"/>
-        </w:rPr>
-        <w:t xml:space="preserve"> robot otrzymuje od systemu wezwanie do naprawy.</w:t>
-      </w:r>
-    </w:p>
-    <w:p>
-      <w:pPr>
-        <w:ind w:firstLine="720"/>
-        <w:rPr>
-          <w:lang w:val="pl-PL"/>
-        </w:rPr>
-      </w:pPr>
-      <w:r>
-        <w:rPr>
-          <w:lang w:val="pl-PL"/>
-        </w:rPr>
-        <w:t xml:space="preserve">Potwierdzenie działania </w:t>
-      </w:r>
-      <w:r>
-        <w:rPr>
-          <w:lang w:val="pl-PL"/>
-        </w:rPr>
-        <w:t>-</w:t>
-      </w:r>
-      <w:r>
-        <w:rPr>
-          <w:lang w:val="pl-PL"/>
-        </w:rPr>
-        <w:t>robot naprawczy otrzymuje potwierdzenie, że automat po naprawie działa poprawnie.</w:t>
-      </w:r>
-    </w:p>
-    <w:p>
-      <w:pPr>
-        <w:rPr>
-          <w:b/>
-          <w:bCs/>
-          <w:lang w:val="pl-PL"/>
-        </w:rPr>
-      </w:pPr>
-    </w:p>
-    <w:p/>
+        <w:br/>
+        <w:t>Wezwanie robota naprawczego(nr_automatu, lokalizacja) - odbiera polecenie naprawy konkretnego automatu.</w:t>
+      </w:r>
+      <w:r>
+        <w:rPr>
+          <w:lang w:val="pl-PL"/>
+        </w:rPr>
+        <w:br/>
+        <w:t>Potwierdzenie działania(nr_automatu, wynik_testu) - odbiera informację, czy automat po naprawie działa poprawnie.</w:t>
+      </w:r>
+    </w:p>
+    <w:p>
+      <w:pPr>
+        <w:rPr>
+          <w:lang w:val="pl-PL"/>
+        </w:rPr>
+      </w:pPr>
+    </w:p>
     <w:p>
       <w:r>
         <w:rPr>
@@ -313,245 +245,147 @@
     <w:p>
       <w:pPr>
         <w:rPr>
-          <w:b/>
-          <w:bCs/>
-          <w:lang w:val="pl-PL"/>
-        </w:rPr>
-      </w:pPr>
-      <w:r>
-        <w:rPr>
-          <w:b/>
-          <w:bCs/>
-          <w:lang w:val="pl-PL"/>
-        </w:rPr>
-        <w:t>Gracz:</w:t>
-      </w:r>
-      <w:r>
-        <w:rPr>
-          <w:b/>
-          <w:bCs/>
-          <w:lang w:val="pl-PL"/>
-        </w:rPr>
-        <w:tab/>
-      </w:r>
-      <w:r>
-        <w:rPr>
-          <w:lang w:val="pl-PL"/>
-        </w:rPr>
-        <w:t xml:space="preserve">Wyświetlenie wyniku gry </w:t>
-      </w:r>
-      <w:r>
-        <w:rPr>
-          <w:lang w:val="pl-PL"/>
-        </w:rPr>
-        <w:t>-</w:t>
-      </w:r>
-      <w:r>
-        <w:rPr>
-          <w:lang w:val="pl-PL"/>
-        </w:rPr>
-        <w:t>gracz otrzymuje od systemu informację o wyniku zakończonej rozgrywki.</w:t>
-      </w:r>
-    </w:p>
-    <w:p>
-      <w:pPr>
-        <w:rPr>
-          <w:b/>
-          <w:bCs/>
-          <w:lang w:val="pl-PL"/>
-        </w:rPr>
-      </w:pPr>
-      <w:r>
-        <w:rPr>
-          <w:b/>
-          <w:bCs/>
-          <w:lang w:val="pl-PL"/>
-        </w:rPr>
-        <w:t>System:</w:t>
-      </w:r>
-      <w:r>
-        <w:rPr>
-          <w:b/>
-          <w:bCs/>
-          <w:lang w:val="pl-PL"/>
-        </w:rPr>
-        <w:t xml:space="preserve"> </w:t>
-      </w:r>
-      <w:r>
-        <w:rPr>
-          <w:lang w:val="pl-PL"/>
-        </w:rPr>
-        <w:t xml:space="preserve">Logowanie do systemu </w:t>
-      </w:r>
-      <w:r>
-        <w:rPr>
-          <w:lang w:val="pl-PL"/>
-        </w:rPr>
-        <w:t>-</w:t>
-      </w:r>
-      <w:r>
-        <w:rPr>
-          <w:lang w:val="pl-PL"/>
-        </w:rPr>
-        <w:t>system odbiera dane logowania od gracza i rozpoczyna proces logowania.</w:t>
-      </w:r>
-    </w:p>
-    <w:p>
-      <w:pPr>
-        <w:ind w:firstLine="720"/>
-        <w:rPr>
-          <w:lang w:val="pl-PL"/>
-        </w:rPr>
-      </w:pPr>
-      <w:r>
-        <w:rPr>
-          <w:lang w:val="pl-PL"/>
-        </w:rPr>
-        <w:t xml:space="preserve">Wybór gry przy stole </w:t>
-      </w:r>
-      <w:r>
-        <w:rPr>
-          <w:lang w:val="pl-PL"/>
-        </w:rPr>
-        <w:t>-</w:t>
-      </w:r>
-      <w:r>
-        <w:rPr>
-          <w:lang w:val="pl-PL"/>
-        </w:rPr>
-        <w:t>system odbiera od gracza informację o wybranej grze i stole.</w:t>
-      </w:r>
-    </w:p>
-    <w:p>
-      <w:pPr>
-        <w:ind w:firstLine="720"/>
-        <w:rPr>
-          <w:lang w:val="pl-PL"/>
-        </w:rPr>
-      </w:pPr>
-      <w:r>
-        <w:rPr>
-          <w:lang w:val="pl-PL"/>
-        </w:rPr>
-        <w:t xml:space="preserve">Utworzenie hologramu </w:t>
-      </w:r>
-      <w:r>
-        <w:rPr>
-          <w:lang w:val="pl-PL"/>
-        </w:rPr>
-        <w:t>-</w:t>
-      </w:r>
-      <w:r>
-        <w:rPr>
-          <w:lang w:val="pl-PL"/>
-        </w:rPr>
-        <w:t xml:space="preserve"> system otrzymuje informację z modułu hologramu, że hologram gracza został utworzony.</w:t>
-      </w:r>
-    </w:p>
-    <w:p>
-      <w:pPr>
-        <w:rPr>
-          <w:lang w:val="pl-PL"/>
-        </w:rPr>
-      </w:pPr>
-      <w:r>
-        <w:rPr>
-          <w:lang w:val="pl-PL"/>
-        </w:rPr>
-        <w:t>Wynik gry – system otrzymuje od krupiera informację o wyniku rozgrywki.</w:t>
-      </w:r>
-    </w:p>
-    <w:p>
-      <w:pPr>
-        <w:rPr>
-          <w:b/>
-          <w:bCs/>
-          <w:lang w:val="pl-PL"/>
-        </w:rPr>
-      </w:pPr>
-      <w:r>
-        <w:rPr>
-          <w:b/>
-          <w:bCs/>
-          <w:lang w:val="pl-PL"/>
-        </w:rPr>
-        <w:t>Moduł hologramu:</w:t>
-      </w:r>
-      <w:r>
-        <w:rPr>
-          <w:b/>
-          <w:bCs/>
-          <w:lang w:val="pl-PL"/>
-        </w:rPr>
-        <w:t xml:space="preserve"> </w:t>
-      </w:r>
-      <w:r>
-        <w:rPr>
-          <w:lang w:val="pl-PL"/>
-        </w:rPr>
-        <w:t xml:space="preserve">Skanowanie ciała </w:t>
-      </w:r>
-      <w:r>
-        <w:rPr>
-          <w:lang w:val="pl-PL"/>
-        </w:rPr>
-        <w:t>-</w:t>
-      </w:r>
-      <w:r>
-        <w:rPr>
-          <w:lang w:val="pl-PL"/>
-        </w:rPr>
-        <w:t xml:space="preserve"> moduł hologramu otrzymuje polecenie wykonania skanu ciała gracza.</w:t>
-      </w:r>
-    </w:p>
-    <w:p>
-      <w:pPr>
-        <w:rPr>
-          <w:b/>
-          <w:bCs/>
-          <w:lang w:val="pl-PL"/>
-        </w:rPr>
-      </w:pPr>
-      <w:r>
-        <w:rPr>
-          <w:b/>
-          <w:bCs/>
-          <w:lang w:val="pl-PL"/>
-        </w:rPr>
-        <w:t>Krupier:</w:t>
-      </w:r>
-      <w:r>
-        <w:rPr>
-          <w:b/>
-          <w:bCs/>
-          <w:lang w:val="pl-PL"/>
-        </w:rPr>
-        <w:t xml:space="preserve"> </w:t>
-      </w:r>
-      <w:r>
-        <w:rPr>
-          <w:lang w:val="pl-PL"/>
-        </w:rPr>
-        <w:t xml:space="preserve">Dodanie gracza do stołu </w:t>
-      </w:r>
-      <w:r>
-        <w:rPr>
-          <w:lang w:val="pl-PL"/>
-        </w:rPr>
-        <w:t>-</w:t>
-      </w:r>
-      <w:r>
-        <w:rPr>
-          <w:lang w:val="pl-PL"/>
-        </w:rPr>
-        <w:t xml:space="preserve"> krupier otrzymuje informację o dodaniu gracza do stołu i rozpoczęciu udziału w grze.</w:t>
-      </w:r>
-    </w:p>
-    <w:p>
-      <w:pPr>
-        <w:rPr>
-          <w:b/>
-          <w:bCs/>
+          <w:lang w:val="pl-PL"/>
+        </w:rPr>
+      </w:pPr>
+      <w:r>
+        <w:rPr>
+          <w:b/>
+          <w:bCs/>
+          <w:lang w:val="pl-PL"/>
+        </w:rPr>
+        <w:t>Gracz</w:t>
+      </w:r>
+      <w:r>
+        <w:rPr>
+          <w:b/>
+          <w:bCs/>
+          <w:lang w:val="pl-PL"/>
+        </w:rPr>
+        <w:t>:</w:t>
+      </w:r>
+      <w:r>
+        <w:rPr>
+          <w:lang w:val="pl-PL"/>
+        </w:rPr>
+        <w:br/>
+        <w:t>Wyświetlenie wyniku gry(wynik_gry, saldo) - wyświetla graczowi wynik rozgrywki oraz aktualny stan portfela.</w:t>
+      </w:r>
+    </w:p>
+    <w:p>
+      <w:pPr>
+        <w:rPr>
+          <w:lang w:val="pl-PL"/>
+        </w:rPr>
+      </w:pPr>
+      <w:r>
+        <w:rPr>
+          <w:b/>
+          <w:bCs/>
+          <w:lang w:val="pl-PL"/>
+        </w:rPr>
+        <w:t>System</w:t>
+      </w:r>
+      <w:r>
+        <w:rPr>
+          <w:b/>
+          <w:bCs/>
+          <w:lang w:val="pl-PL"/>
+        </w:rPr>
+        <w:t>:</w:t>
+      </w:r>
+      <w:r>
+        <w:rPr>
+          <w:lang w:val="pl-PL"/>
+        </w:rPr>
+        <w:br/>
+        <w:t>Logowanie do systemu(login, hasło) - odbiera dane logowania gracza.</w:t>
+      </w:r>
+      <w:r>
+        <w:rPr>
+          <w:lang w:val="pl-PL"/>
+        </w:rPr>
+        <w:br/>
+        <w:t>Wybór gry przy stole(id_gry, nr_stołu) - odbiera informację o wybranej grze i stole.</w:t>
+      </w:r>
+      <w:r>
+        <w:rPr>
+          <w:lang w:val="pl-PL"/>
+        </w:rPr>
+        <w:br/>
+        <w:t>Utworzenie hologramu(id_gracza) - odbiera informację, że hologram gracza został utworzony.</w:t>
+      </w:r>
+      <w:r>
+        <w:rPr>
+          <w:lang w:val="pl-PL"/>
+        </w:rPr>
+        <w:br/>
+        <w:t>Wynik gry(id_gracza, wynik_gry, kwota) - odbiera od krupiera wynik zakończonej rozgrywki.</w:t>
+      </w:r>
+    </w:p>
+    <w:p>
+      <w:pPr>
+        <w:rPr>
+          <w:lang w:val="pl-PL"/>
+        </w:rPr>
+      </w:pPr>
+      <w:r>
+        <w:rPr>
+          <w:b/>
+          <w:bCs/>
+          <w:lang w:val="pl-PL"/>
+        </w:rPr>
+        <w:t>Moduł hologramu</w:t>
+      </w:r>
+      <w:r>
+        <w:rPr>
+          <w:b/>
+          <w:bCs/>
+          <w:lang w:val="pl-PL"/>
+        </w:rPr>
+        <w:t>:</w:t>
+      </w:r>
+      <w:r>
+        <w:rPr>
+          <w:lang w:val="pl-PL"/>
+        </w:rPr>
+        <w:br/>
+        <w:t>Skanowanie ciała(id_gracza) - wykonuje skan ciała gracza potrzebny do utworzenia hologramu.</w:t>
+      </w:r>
+    </w:p>
+    <w:p>
+      <w:pPr>
+        <w:rPr>
+          <w:lang w:val="pl-PL"/>
+        </w:rPr>
+      </w:pPr>
+      <w:r>
+        <w:rPr>
+          <w:b/>
+          <w:bCs/>
+          <w:lang w:val="pl-PL"/>
+        </w:rPr>
+        <w:t>Krupier</w:t>
+      </w:r>
+      <w:r>
+        <w:rPr>
+          <w:b/>
+          <w:bCs/>
+          <w:lang w:val="pl-PL"/>
+        </w:rPr>
+        <w:t>:</w:t>
+      </w:r>
+      <w:r>
+        <w:rPr>
+          <w:lang w:val="pl-PL"/>
+        </w:rPr>
+        <w:br/>
+        <w:t>Dodanie gracza do stołu(id_gracza, nr_stołu) - dodaje gracza do rozgrywki przy wybranym stole.</w:t>
+      </w:r>
+    </w:p>
+    <w:p>
+      <w:pPr>
+        <w:rPr>
           <w:lang w:val="pl-PL"/>
         </w:rPr>
       </w:pPr>
@@ -562,86 +396,44 @@
           <w:lang w:val="pl-PL"/>
         </w:rPr>
         <w:lastRenderedPageBreak/>
-        <w:t>Portfel:</w:t>
-      </w:r>
-      <w:r>
-        <w:rPr>
-          <w:b/>
-          <w:bCs/>
-          <w:lang w:val="pl-PL"/>
-        </w:rPr>
-        <w:t xml:space="preserve"> </w:t>
-      </w:r>
-      <w:r>
-        <w:rPr>
-          <w:lang w:val="pl-PL"/>
-        </w:rPr>
-        <w:t>Pobranie zakładu</w:t>
-      </w:r>
-      <w:r>
-        <w:rPr>
-          <w:lang w:val="pl-PL"/>
-        </w:rPr>
-        <w:t>-</w:t>
-      </w:r>
-      <w:r>
-        <w:rPr>
-          <w:lang w:val="pl-PL"/>
-        </w:rPr>
-        <w:t xml:space="preserve"> portfel otrzymuje polecenie pobrania środków za zakład z konta gracza.</w:t>
-      </w:r>
-    </w:p>
-    <w:p>
-      <w:pPr>
-        <w:ind w:firstLine="720"/>
-        <w:rPr>
-          <w:lang w:val="pl-PL"/>
-        </w:rPr>
-      </w:pPr>
-      <w:r>
-        <w:rPr>
-          <w:lang w:val="pl-PL"/>
-        </w:rPr>
-        <w:t xml:space="preserve">Dodanie wygranej </w:t>
-      </w:r>
-      <w:r>
-        <w:rPr>
-          <w:lang w:val="pl-PL"/>
-        </w:rPr>
-        <w:t>-</w:t>
-      </w:r>
-      <w:r>
-        <w:rPr>
-          <w:lang w:val="pl-PL"/>
-        </w:rPr>
-        <w:t>portfel otrzymuje polecenie dodania wygranej kwoty do salda gracza.</w:t>
-      </w:r>
-    </w:p>
-    <w:p>
-      <w:pPr>
-        <w:ind w:left="720"/>
-        <w:rPr>
-          <w:lang w:val="pl-PL"/>
-        </w:rPr>
-      </w:pPr>
-      <w:r>
-        <w:rPr>
-          <w:lang w:val="pl-PL"/>
-        </w:rPr>
-        <w:t xml:space="preserve">Aktualizacja salda </w:t>
-      </w:r>
-      <w:r>
-        <w:rPr>
-          <w:lang w:val="pl-PL"/>
-        </w:rPr>
-        <w:t>-</w:t>
-      </w:r>
-      <w:r>
-        <w:rPr>
-          <w:lang w:val="pl-PL"/>
-        </w:rPr>
-        <w:t>portfel aktualizuje saldo gracza po przegranej rozgrywce.</w:t>
-      </w:r>
+        <w:t>Portfel</w:t>
+      </w:r>
+      <w:r>
+        <w:rPr>
+          <w:b/>
+          <w:bCs/>
+          <w:lang w:val="pl-PL"/>
+        </w:rPr>
+        <w:t>:</w:t>
+      </w:r>
+      <w:r>
+        <w:rPr>
+          <w:lang w:val="pl-PL"/>
+        </w:rPr>
+        <w:br/>
+        <w:t>Pobranie zakładu(id_gracza, kwota_zakładu) - pobiera z portfela gracza środki potrzebne do rozpoczęcia gry.</w:t>
+      </w:r>
+      <w:r>
+        <w:rPr>
+          <w:lang w:val="pl-PL"/>
+        </w:rPr>
+        <w:br/>
+        <w:t>Dodanie wygranej(id_gracza, kwota_wygranej) - dodaje wygraną kwotę do salda gracza.</w:t>
+      </w:r>
+      <w:r>
+        <w:rPr>
+          <w:lang w:val="pl-PL"/>
+        </w:rPr>
+        <w:br/>
+        <w:t>Aktualizacja salda(id_gracza, nowe_saldo) - aktualizuje saldo gracza po zakończeniu rozgrywki.</w:t>
+      </w:r>
+    </w:p>
+    <w:p>
+      <w:pPr>
+        <w:rPr>
+          <w:lang w:val="pl-PL"/>
+        </w:rPr>
+      </w:pPr>
     </w:p>
     <w:p>
       <w:r>
@@ -688,251 +480,94 @@
     <w:p>
       <w:pPr>
         <w:rPr>
-          <w:b/>
-          <w:bCs/>
-          <w:lang w:val="pl-PL"/>
-        </w:rPr>
-      </w:pPr>
-      <w:r>
-        <w:rPr>
-          <w:b/>
-          <w:bCs/>
-          <w:lang w:val="pl-PL"/>
-        </w:rPr>
-        <w:t>Gracz:</w:t>
-      </w:r>
-      <w:r>
-        <w:rPr>
-          <w:b/>
-          <w:bCs/>
-          <w:lang w:val="pl-PL"/>
-        </w:rPr>
-        <w:t xml:space="preserve"> </w:t>
-      </w:r>
-      <w:r>
-        <w:rPr>
-          <w:lang w:val="pl-PL"/>
-        </w:rPr>
-        <w:t xml:space="preserve">Potwierdzenie rejestracji </w:t>
-      </w:r>
-      <w:r>
-        <w:rPr>
-          <w:lang w:val="pl-PL"/>
-        </w:rPr>
-        <w:t>-</w:t>
-      </w:r>
-      <w:r>
-        <w:rPr>
-          <w:lang w:val="pl-PL"/>
-        </w:rPr>
-        <w:t>gracz otrzymuje informację, że rejestracja zakończyła się poprawnie.</w:t>
-      </w:r>
-    </w:p>
-    <w:p>
-      <w:pPr>
-        <w:ind w:firstLine="720"/>
-        <w:rPr>
-          <w:lang w:val="pl-PL"/>
-        </w:rPr>
-      </w:pPr>
-      <w:r>
-        <w:rPr>
-          <w:lang w:val="pl-PL"/>
-        </w:rPr>
-        <w:t xml:space="preserve">Odrzucenie rejestracji </w:t>
-      </w:r>
-      <w:r>
-        <w:rPr>
-          <w:lang w:val="pl-PL"/>
-        </w:rPr>
-        <w:t>-</w:t>
-      </w:r>
-      <w:r>
-        <w:rPr>
-          <w:lang w:val="pl-PL"/>
-        </w:rPr>
-        <w:t>gracz otrzymuje informację, że rejestracja została odrzucona, ponieważ dane są niepoprawne.</w:t>
-      </w:r>
-    </w:p>
-    <w:p>
-      <w:pPr>
-        <w:rPr>
-          <w:b/>
-          <w:bCs/>
-          <w:lang w:val="pl-PL"/>
-        </w:rPr>
-      </w:pPr>
-      <w:r>
-        <w:rPr>
-          <w:b/>
-          <w:bCs/>
-          <w:lang w:val="pl-PL"/>
-        </w:rPr>
-        <w:t>System:</w:t>
-      </w:r>
-      <w:r>
-        <w:rPr>
-          <w:b/>
-          <w:bCs/>
-          <w:lang w:val="pl-PL"/>
-        </w:rPr>
-        <w:t xml:space="preserve"> </w:t>
-      </w:r>
-      <w:r>
-        <w:rPr>
-          <w:lang w:val="pl-PL"/>
-        </w:rPr>
-        <w:t xml:space="preserve">Wprowadzenie danych rejestracyjnych </w:t>
-      </w:r>
-      <w:r>
-        <w:rPr>
-          <w:lang w:val="pl-PL"/>
-        </w:rPr>
-        <w:t>-</w:t>
-      </w:r>
-      <w:r>
-        <w:rPr>
-          <w:lang w:val="pl-PL"/>
-        </w:rPr>
-        <w:t>system odbiera od gracza dane potrzebne do rejestracji.</w:t>
-      </w:r>
-      <w:r>
-        <w:rPr>
-          <w:b/>
-          <w:bCs/>
-          <w:lang w:val="pl-PL"/>
-        </w:rPr>
-        <w:t xml:space="preserve"> </w:t>
-      </w:r>
-    </w:p>
-    <w:p>
-      <w:pPr>
-        <w:ind w:firstLine="720"/>
-        <w:rPr>
-          <w:b/>
-          <w:bCs/>
-          <w:lang w:val="pl-PL"/>
-        </w:rPr>
-      </w:pPr>
-      <w:r>
-        <w:rPr>
-          <w:lang w:val="pl-PL"/>
-        </w:rPr>
-        <w:t xml:space="preserve">Wynik weryfikacji </w:t>
-      </w:r>
-      <w:r>
-        <w:rPr>
-          <w:lang w:val="pl-PL"/>
-        </w:rPr>
-        <w:t>-</w:t>
-      </w:r>
-      <w:r>
-        <w:rPr>
-          <w:lang w:val="pl-PL"/>
-        </w:rPr>
-        <w:t>system otrzymuje z bazy międzyplanetarnej informację, czy dane gracza są poprawne.</w:t>
-      </w:r>
-    </w:p>
-    <w:p>
-      <w:pPr>
-        <w:ind w:firstLine="720"/>
-        <w:rPr>
-          <w:lang w:val="pl-PL"/>
-        </w:rPr>
-      </w:pPr>
-      <w:r>
-        <w:rPr>
-          <w:lang w:val="pl-PL"/>
-        </w:rPr>
-        <w:t xml:space="preserve">Utworzenie konta </w:t>
-      </w:r>
-      <w:r>
-        <w:rPr>
-          <w:lang w:val="pl-PL"/>
-        </w:rPr>
-        <w:t>-</w:t>
-      </w:r>
-      <w:r>
-        <w:rPr>
-          <w:lang w:val="pl-PL"/>
-        </w:rPr>
-        <w:t>system tworzy konto gracza po poprawnej weryfikacji danych.</w:t>
-      </w:r>
-    </w:p>
-    <w:p>
-      <w:pPr>
-        <w:ind w:firstLine="720"/>
-        <w:rPr>
-          <w:lang w:val="pl-PL"/>
-        </w:rPr>
-      </w:pPr>
-      <w:r>
-        <w:rPr>
-          <w:lang w:val="pl-PL"/>
-        </w:rPr>
-        <w:t xml:space="preserve">Portfel aktywny </w:t>
-      </w:r>
-      <w:r>
-        <w:rPr>
-          <w:lang w:val="pl-PL"/>
-        </w:rPr>
-        <w:t>-</w:t>
-      </w:r>
-      <w:r>
-        <w:rPr>
-          <w:lang w:val="pl-PL"/>
-        </w:rPr>
-        <w:t>system otrzymuje informację, że portfel gracza został poprawnie utworzony i aktywowany.</w:t>
-      </w:r>
-    </w:p>
-    <w:p>
-      <w:pPr>
-        <w:rPr>
-          <w:b/>
-          <w:bCs/>
-          <w:lang w:val="pl-PL"/>
-        </w:rPr>
-      </w:pPr>
-      <w:r>
-        <w:rPr>
-          <w:b/>
-          <w:bCs/>
-          <w:lang w:val="pl-PL"/>
-        </w:rPr>
-        <w:t>Baza międzyplanetarna:</w:t>
-      </w:r>
-      <w:r>
-        <w:rPr>
-          <w:b/>
-          <w:bCs/>
-          <w:lang w:val="pl-PL"/>
-        </w:rPr>
-        <w:t xml:space="preserve"> </w:t>
-      </w:r>
-      <w:r>
-        <w:rPr>
-          <w:lang w:val="pl-PL"/>
-        </w:rPr>
-        <w:t xml:space="preserve">Weryfikacja wieku, gatunku i tożsamości </w:t>
-      </w:r>
-      <w:r>
-        <w:rPr>
-          <w:lang w:val="pl-PL"/>
-        </w:rPr>
-        <w:t>-</w:t>
-      </w:r>
-      <w:r>
-        <w:rPr>
-          <w:lang w:val="pl-PL"/>
-        </w:rPr>
-        <w:t xml:space="preserve"> baza międzyplanetarna sprawdza dane gracza, czyli jego wiek, gatunek oraz tożsamość.</w:t>
-      </w:r>
-    </w:p>
-    <w:p>
-      <w:pPr>
-        <w:rPr>
-          <w:b/>
-          <w:bCs/>
+          <w:lang w:val="pl-PL"/>
+        </w:rPr>
+      </w:pPr>
+      <w:r>
+        <w:rPr>
+          <w:b/>
+          <w:bCs/>
+          <w:lang w:val="pl-PL"/>
+        </w:rPr>
+        <w:t>Gracz</w:t>
+      </w:r>
+      <w:r>
+        <w:rPr>
+          <w:b/>
+          <w:bCs/>
+          <w:lang w:val="pl-PL"/>
+        </w:rPr>
+        <w:t>:</w:t>
+      </w:r>
+      <w:r>
+        <w:rPr>
+          <w:lang w:val="pl-PL"/>
+        </w:rPr>
+        <w:br/>
+        <w:t>Potwierdzenie rejestracji(id_gracza, login) - wyświetla graczowi informację o poprawnym zakończeniu rejestracji.</w:t>
+      </w:r>
+      <w:r>
+        <w:rPr>
+          <w:lang w:val="pl-PL"/>
+        </w:rPr>
+        <w:br/>
+        <w:t>Odrzucenie rejestracji(powód_odrzucenia) - wyświetla graczowi informację, dlaczego rejestracja została odrzucona.</w:t>
+      </w:r>
+    </w:p>
+    <w:p>
+      <w:pPr>
+        <w:rPr>
+          <w:lang w:val="pl-PL"/>
+        </w:rPr>
+      </w:pPr>
+      <w:r>
+        <w:rPr>
+          <w:b/>
+          <w:bCs/>
+          <w:lang w:val="pl-PL"/>
+        </w:rPr>
+        <w:t>System</w:t>
+      </w:r>
+      <w:r>
+        <w:rPr>
+          <w:b/>
+          <w:bCs/>
+          <w:lang w:val="pl-PL"/>
+        </w:rPr>
+        <w:t>:</w:t>
+      </w:r>
+      <w:r>
+        <w:rPr>
+          <w:lang w:val="pl-PL"/>
+        </w:rPr>
+        <w:br/>
+        <w:t>Wprowadzenie danych rejestracyjnych(imię, nazwisko, wiek, gatunek, numer_dokumentu, email, numer_telefonu) - odbiera dane potrzebne do rejestracji gracza.</w:t>
+      </w:r>
+      <w:r>
+        <w:rPr>
+          <w:lang w:val="pl-PL"/>
+        </w:rPr>
+        <w:br/>
+        <w:t>Wynik weryfikacji(id_gracza, status_weryfikacji) - odbiera z bazy międzyplanetarnej informację, czy dane gracza są poprawne.</w:t>
+      </w:r>
+      <w:r>
+        <w:rPr>
+          <w:lang w:val="pl-PL"/>
+        </w:rPr>
+        <w:br/>
+        <w:t>Utworzenie konta(id_gracza) - tworzy konto gracza po poprawnej weryfikacji danych.</w:t>
+      </w:r>
+      <w:r>
+        <w:rPr>
+          <w:lang w:val="pl-PL"/>
+        </w:rPr>
+        <w:br/>
+        <w:t>Portfel aktywny(id_gracza, nr_portfela) - odbiera informację, że portfel gracza został poprawnie utworzony i aktywowany.</w:t>
+      </w:r>
+    </w:p>
+    <w:p>
+      <w:pPr>
+        <w:rPr>
           <w:lang w:val="pl-PL"/>
         </w:rPr>
       </w:pPr>
@@ -943,43 +578,64 @@
           <w:lang w:val="pl-PL"/>
         </w:rPr>
         <w:lastRenderedPageBreak/>
-        <w:t>Portfel:</w:t>
-      </w:r>
-      <w:r>
-        <w:rPr>
-          <w:b/>
-          <w:bCs/>
-          <w:lang w:val="pl-PL"/>
-        </w:rPr>
-        <w:t xml:space="preserve"> </w:t>
-      </w:r>
-      <w:r>
-        <w:rPr>
-          <w:lang w:val="pl-PL"/>
-        </w:rPr>
-        <w:t xml:space="preserve">Utworzenie portfela </w:t>
-      </w:r>
-      <w:r>
-        <w:rPr>
-          <w:lang w:val="pl-PL"/>
-        </w:rPr>
-        <w:t>-</w:t>
-      </w:r>
-      <w:r>
-        <w:rPr>
-          <w:lang w:val="pl-PL"/>
-        </w:rPr>
-        <w:t xml:space="preserve"> portfel zostaje utworzony i przypisany do nowego konta gracza.</w:t>
-      </w:r>
-    </w:p>
-    <w:p>
-      <w:pPr>
-        <w:rPr>
-          <w:lang w:val="pl-PL"/>
-        </w:rPr>
-      </w:pPr>
-    </w:p>
-    <w:p/>
+        <w:t>Baza międzyplanetarna</w:t>
+      </w:r>
+      <w:r>
+        <w:rPr>
+          <w:b/>
+          <w:bCs/>
+          <w:lang w:val="pl-PL"/>
+        </w:rPr>
+        <w:t>:</w:t>
+      </w:r>
+      <w:r>
+        <w:rPr>
+          <w:lang w:val="pl-PL"/>
+        </w:rPr>
+        <w:br/>
+        <w:t>Weryfikacja wieku, gatunku i tożsamości(imię, nazwisko, wiek, gatunek) - sprawdza, czy dane gracza są poprawne.</w:t>
+      </w:r>
+    </w:p>
+    <w:p>
+      <w:pPr>
+        <w:rPr>
+          <w:lang w:val="pl-PL"/>
+        </w:rPr>
+      </w:pPr>
+      <w:r>
+        <w:rPr>
+          <w:b/>
+          <w:bCs/>
+          <w:lang w:val="pl-PL"/>
+        </w:rPr>
+        <w:t>Portfel</w:t>
+      </w:r>
+      <w:r>
+        <w:rPr>
+          <w:b/>
+          <w:bCs/>
+          <w:lang w:val="pl-PL"/>
+        </w:rPr>
+        <w:t>:</w:t>
+      </w:r>
+      <w:r>
+        <w:rPr>
+          <w:lang w:val="pl-PL"/>
+        </w:rPr>
+        <w:br/>
+        <w:t xml:space="preserve">Utworzenie portfela(id_gracza, waluta, saldo_początkowe) - </w:t>
+      </w:r>
+      <w:r>
+        <w:t>tworzy portfel przypisany do nowego konta gracza.</w:t>
+      </w:r>
+    </w:p>
+    <w:p>
+      <w:pPr>
+        <w:rPr>
+          <w:lang w:val="pl-PL"/>
+        </w:rPr>
+      </w:pPr>
+    </w:p>
     <w:sectPr>
       <w:pgSz w:w="11906" w:h="16838"/>
       <w:pgMar w:top="1417" w:right="1417" w:bottom="1417" w:left="1417" w:header="708" w:footer="708" w:gutter="0"/>
